--- a/games/peril-to-profit-story-atlas/exports/gm/slide/cheat-gm.docx
+++ b/games/peril-to-profit-story-atlas/exports/gm/slide/cheat-gm.docx
@@ -519,6 +519,14 @@
         <w:pStyle w:val="Normal"/>
       </w:pPr>
       <w:r>
+        <w:t xml:space="preserve">• GM gains 1d4 Fear.</w:t>
+      </w:r>
+    </w:p>
+    <w:p>
+      <w:pPr>
+        <w:pStyle w:val="Normal"/>
+      </w:pPr>
+      <w:r>
         <w:t xml:space="preserve">• Tend to Wounds.</w:t>
       </w:r>
     </w:p>
@@ -551,7 +559,7 @@
         <w:pStyle w:val="Normal"/>
       </w:pPr>
       <w:r>
-        <w:t xml:space="preserve">• Check official loadout/vault swap text from the sheet or SRD.</w:t>
+        <w:t xml:space="preserve">• Long rest is true downtime: GM gains PC count + 1d4 Fear and can advance a long-term countdown.</w:t>
       </w:r>
     </w:p>
     <w:p>
@@ -647,6 +655,62 @@
         <w:pStyle w:val="Normal"/>
       </w:pPr>
       <w:r>
+        <w:t xml:space="preserve">GM Screen Edge Cases: Fast handles for rules that come up mid-session but do not deserve a lecture.</w:t>
+      </w:r>
+    </w:p>
+    <w:p>
+      <w:pPr>
+        <w:pStyle w:val="Normal"/>
+      </w:pPr>
+      <w:r>
+        <w:t xml:space="preserve">• Group Action: choose a leader; helpers roll reactions; successes and failures shift the leader's roll.</w:t>
+      </w:r>
+    </w:p>
+    <w:p>
+      <w:pPr>
+        <w:pStyle w:val="Normal"/>
+      </w:pPr>
+      <w:r>
+        <w:t xml:space="preserve">• Fate Roll: define the stakes, then roll one Duality Die when the outcome is pure chance.</w:t>
+      </w:r>
+    </w:p>
+    <w:p>
+      <w:pPr>
+        <w:pStyle w:val="Normal"/>
+      </w:pPr>
+      <w:r>
+        <w:t xml:space="preserve">• Temporary effects: clear through the listed move, natural end, or GM/Fear procedure if a spell says so.</w:t>
+      </w:r>
+    </w:p>
+    <w:p>
+      <w:pPr>
+        <w:pStyle w:val="Normal"/>
+      </w:pPr>
+      <w:r>
+        <w:t xml:space="preserve">• Falling or collision: use the SRD damage guide and fit the danger to the fiction.</w:t>
+      </w:r>
+    </w:p>
+    <w:p>
+      <w:pPr>
+        <w:pStyle w:val="Normal"/>
+      </w:pPr>
+      <w:r>
+        <w:t xml:space="preserve">• Spellcast Roll: only when a feature calls for the character's Spellcast trait.</w:t>
+      </w:r>
+    </w:p>
+    <w:p>
+      <w:pPr>
+        <w:pStyle w:val="Normal"/>
+      </w:pPr>
+      <w:r>
+        <w:t xml:space="preserve">• Unarmed attack: Strength or Finesse, then Proficiency d4 damage on a hit.</w:t>
+      </w:r>
+    </w:p>
+    <w:p>
+      <w:pPr>
+        <w:pStyle w:val="Normal"/>
+      </w:pPr>
+      <w:r>
         <w:t xml:space="preserve">Export Stamp</w:t>
       </w:r>
     </w:p>
@@ -655,7 +719,7 @@
         <w:pStyle w:val="Normal"/>
       </w:pPr>
       <w:r>
-        <w:t xml:space="preserve">Build 2026-06-23T21:40:58 | Content hash 1032b0911b0e1361 | Source hash dac3370046ed077140fab2d6</w:t>
+        <w:t xml:space="preserve">Build 2026-07-05T12:33:16 | Content hash 80df45b2a750f9f2 | Source hash 6753a06c32e5dca07a19eb73</w:t>
       </w:r>
     </w:p>
     <w:sectPr/>
